--- a/pr-preview/pr-203/chapters/teaching-tracked-changes.docx
+++ b/pr-preview/pr-203/chapters/teaching-tracked-changes.docx
@@ -16,7 +16,7 @@
       </w:pPr>
       <w:del w:id="1" w:author="PR Preview" w:date="2026-01-01T00:00:00Z">
         <w:r>
-          <w:delText xml:space="preserve">Last modified: 2026-10-14 08:02:01 (PDT)</w:delText>
+          <w:delText xml:space="preserve">Last modified: 2026-10-16 03:13:33 (PDT)</w:delText>
         </w:r>
       </w:del>
     </w:p>
@@ -26,7 +26,7 @@
       </w:pPr>
       <w:ins w:id="2" w:author="PR Preview" w:date="2026-01-01T00:00:00Z">
         <w:r>
-          <w:t xml:space="preserve">Last modified: 2026-10-14 12:16:48 (PDT)</w:t>
+          <w:t xml:space="preserve">Last modified: 2026-10-16 03:16:49 (PDT)</w:t>
         </w:r>
       </w:ins>
     </w:p>
@@ -627,20 +627,314 @@
     </w:p>
     <w:bookmarkEnd w:id="12"/>
     <w:bookmarkEnd w:id="13"/>
-    <w:bookmarkStart w:id="15" w:name="give-each-defined-term-its-own-div"/>
+    <w:bookmarkStart w:id="17" w:name="Xb68f5757ebba706c680e7c5ed557ac14973d7af"/>
     <w:p>
       <w:pPr>
         <w:pStyle w:val="Heading2"/>
       </w:pPr>
       <w:r>
-        <w:t xml:space="preserve">2 Give each defined term its own div</w:t>
+        <w:t xml:space="preserve">2 Build every unit from smaller atomic units</w:t>
       </w:r>
     </w:p>
     <w:p>
       <w:pPr>
         <w:pStyle w:val="FirstParagraph"/>
       </w:pPr>
+      <w:r>
+        <w:t xml:space="preserve">Make every unit of analysis as concise and minimal as possible.</w:t>
+      </w:r>
+      <w:r>
+        <w:t xml:space="preserve"> </w:t>
+      </w:r>
+      <w:r>
+        <w:t xml:space="preserve">The units are mathematical expressions and divs of every kind:</w:t>
+      </w:r>
+      <w:r>
+        <w:t xml:space="preserve"> </w:t>
+      </w:r>
+      <w:r>
+        <w:t xml:space="preserve">definitions, theorems, lemmas, corollaries, examples, remarks and proofs.</w:t>
+      </w:r>
+      <w:r>
+        <w:t xml:space="preserve"> </w:t>
+      </w:r>
+      <w:r>
+        <w:t xml:space="preserve">When a unit grows complicated, do not write the complexity into it.</w:t>
+      </w:r>
+      <w:r>
+        <w:t xml:space="preserve"> </w:t>
+      </w:r>
+      <w:r>
+        <w:t xml:space="preserve">Abstract the complexity out into smaller, atomic definitions, results and expressions,</w:t>
+      </w:r>
+      <w:r>
+        <w:t xml:space="preserve"> </w:t>
+      </w:r>
+      <w:r>
+        <w:t xml:space="preserve">each with its own name and identifier,</w:t>
+      </w:r>
+      <w:r>
+        <w:t xml:space="preserve"> </w:t>
+      </w:r>
+      <w:r>
+        <w:t xml:space="preserve">and glue the pieces together with hyperlinks.</w:t>
+      </w:r>
+    </w:p>
+    <w:p>
+      <w:pPr>
+        <w:pStyle w:val="BodyText"/>
+      </w:pPr>
+      <w:r>
+        <w:t xml:space="preserve">This is the compositional approach of</w:t>
+      </w:r>
+      <w:r>
+        <w:t xml:space="preserve"> </w:t>
+      </w:r>
       <w:hyperlink r:id="rId14">
+        <w:r>
+          <w:rPr>
+            <w:rStyle w:val="Hyperlink"/>
+          </w:rPr>
+          <w:t xml:space="preserve">modular programming</w:t>
+        </w:r>
+      </w:hyperlink>
+      <w:r>
+        <w:t xml:space="preserve">:</w:t>
+      </w:r>
+      <w:r>
+        <w:t xml:space="preserve"> </w:t>
+      </w:r>
+      <w:r>
+        <w:t xml:space="preserve">a program is built from small, single-purpose modules that call one another,</w:t>
+      </w:r>
+      <w:r>
+        <w:t xml:space="preserve"> </w:t>
+      </w:r>
+      <w:r>
+        <w:t xml:space="preserve">and a maintainer changes one module without reading the rest.</w:t>
+      </w:r>
+      <w:r>
+        <w:t xml:space="preserve"> </w:t>
+      </w:r>
+      <w:r>
+        <w:t xml:space="preserve">The notes work the same way.</w:t>
+      </w:r>
+      <w:r>
+        <w:t xml:space="preserve"> </w:t>
+      </w:r>
+      <w:r>
+        <w:t xml:space="preserve">A theorem links to the definitions it uses,</w:t>
+      </w:r>
+      <w:r>
+        <w:t xml:space="preserve"> </w:t>
+      </w:r>
+      <w:r>
+        <w:t xml:space="preserve">a proof links to the lemmas it uses,</w:t>
+      </w:r>
+      <w:r>
+        <w:t xml:space="preserve"> </w:t>
+      </w:r>
+      <w:r>
+        <w:t xml:space="preserve">and an expression is written with the named pieces it is built from.</w:t>
+      </w:r>
+    </w:p>
+    <w:p>
+      <w:pPr>
+        <w:pStyle w:val="Compact"/>
+        <w:numPr>
+          <w:ilvl w:val="0"/>
+          <w:numId w:val="1002"/>
+        </w:numPr>
+      </w:pPr>
+      <w:r>
+        <w:t xml:space="preserve">A display holds one idea.</w:t>
+      </w:r>
+      <w:r>
+        <w:t xml:space="preserve"> </w:t>
+      </w:r>
+      <w:r>
+        <w:t xml:space="preserve">Name each meaningful sub-expression, give it a macro,</w:t>
+      </w:r>
+      <w:r>
+        <w:t xml:space="preserve"> </w:t>
+      </w:r>
+      <w:r>
+        <w:t xml:space="preserve">and build the display from the names</w:t>
+      </w:r>
+      <w:r>
+        <w:t xml:space="preserve"> </w:t>
+      </w:r>
+      <w:r>
+        <w:t xml:space="preserve">(see</w:t>
+      </w:r>
+      <w:r>
+        <w:t xml:space="preserve"> </w:t>
+      </w:r>
+      <w:hyperlink r:id="rId15">
+        <w:r>
+          <w:rPr>
+            <w:rStyle w:val="Hyperlink"/>
+          </w:rPr>
+          <w:t xml:space="preserve">Making expressions concise</w:t>
+        </w:r>
+      </w:hyperlink>
+      <w:r>
+        <w:t xml:space="preserve">).</w:t>
+      </w:r>
+    </w:p>
+    <w:p>
+      <w:pPr>
+        <w:pStyle w:val="Compact"/>
+        <w:numPr>
+          <w:ilvl w:val="0"/>
+          <w:numId w:val="1002"/>
+        </w:numPr>
+      </w:pPr>
+      <w:r>
+        <w:t xml:space="preserve">A div holds one term or one result.</w:t>
+      </w:r>
+      <w:r>
+        <w:t xml:space="preserve"> </w:t>
+      </w:r>
+      <w:r>
+        <w:t xml:space="preserve">Move a second term, a side property or a long argument into its own div,</w:t>
+      </w:r>
+      <w:r>
+        <w:t xml:space="preserve"> </w:t>
+      </w:r>
+      <w:r>
+        <w:t xml:space="preserve">and link to it from the place that needs it</w:t>
+      </w:r>
+      <w:r>
+        <w:t xml:space="preserve"> </w:t>
+      </w:r>
+      <w:r>
+        <w:t xml:space="preserve">(see</w:t>
+      </w:r>
+      <w:r>
+        <w:t xml:space="preserve"> </w:t>
+      </w:r>
+      <w:hyperlink w:anchor="give-each-defined-term-its-own-div">
+        <w:r>
+          <w:rPr>
+            <w:rStyle w:val="Hyperlink"/>
+          </w:rPr>
+          <w:t xml:space="preserve">Give each defined term its own div</w:t>
+        </w:r>
+      </w:hyperlink>
+      <w:r>
+        <w:t xml:space="preserve">).</w:t>
+      </w:r>
+    </w:p>
+    <w:p>
+      <w:pPr>
+        <w:pStyle w:val="Compact"/>
+        <w:numPr>
+          <w:ilvl w:val="0"/>
+          <w:numId w:val="1002"/>
+        </w:numPr>
+      </w:pPr>
+      <w:r>
+        <w:t xml:space="preserve">A proof states the lemmas it needs and links to them,</w:t>
+      </w:r>
+      <w:r>
+        <w:t xml:space="preserve"> </w:t>
+      </w:r>
+      <w:r>
+        <w:t xml:space="preserve">instead of deriving them in the middle of the argument.</w:t>
+      </w:r>
+    </w:p>
+    <w:p>
+      <w:pPr>
+        <w:pStyle w:val="Compact"/>
+        <w:numPr>
+          <w:ilvl w:val="0"/>
+          <w:numId w:val="1002"/>
+        </w:numPr>
+      </w:pPr>
+      <w:r>
+        <w:t xml:space="preserve">A link replaces a repeated explanation.</w:t>
+      </w:r>
+      <w:r>
+        <w:t xml:space="preserve"> </w:t>
+      </w:r>
+      <w:r>
+        <w:t xml:space="preserve">If a piece is already written, link to it instead of writing it a second time.</w:t>
+      </w:r>
+    </w:p>
+    <w:p>
+      <w:pPr>
+        <w:pStyle w:val="FirstParagraph"/>
+      </w:pPr>
+      <w:r>
+        <w:t xml:space="preserve">When a unit still looks long, ask what could be named and moved out.</w:t>
+      </w:r>
+    </w:p>
+    <w:bookmarkStart w:id="16" w:name="exm-atomic-units"/>
+    <w:p>
+      <w:pPr>
+        <w:pStyle w:val="BodyText"/>
+      </w:pPr>
+      <w:r>
+        <w:rPr>
+          <w:b/>
+          <w:bCs/>
+        </w:rPr>
+        <w:t xml:space="preserve">Example 2 (Splitting one long definition)</w:t>
+      </w:r>
+      <w:r>
+        <w:t xml:space="preserve"> </w:t>
+      </w:r>
+      <w:r>
+        <w:t xml:space="preserve"> </w:t>
+      </w:r>
+    </w:p>
+    <w:p>
+      <w:pPr>
+        <w:pStyle w:val="BlockText"/>
+      </w:pPr>
+      <w:r>
+        <w:t xml:space="preserve">❌ One div defines the ridge estimator, defines its penalty, and proves that it shrinks the coefficients.</w:t>
+      </w:r>
+    </w:p>
+    <w:p>
+      <w:pPr>
+        <w:pStyle w:val="BlockText"/>
+      </w:pPr>
+      <w:r>
+        <w:t xml:space="preserve">✅ Three divs: a definition of the penalty, a definition of the ridge estimator that links to the penalty, and a theorem on shrinkage that links to both.</w:t>
+      </w:r>
+    </w:p>
+    <w:p>
+      <w:pPr>
+        <w:pStyle w:val="FirstParagraph"/>
+      </w:pPr>
+      <w:r>
+        <w:t xml:space="preserve">The ✅ version lets a later chapter link to the penalty alone,</w:t>
+      </w:r>
+      <w:r>
+        <w:t xml:space="preserve"> </w:t>
+      </w:r>
+      <w:r>
+        <w:t xml:space="preserve">and each piece fits on a slide.</w:t>
+      </w:r>
+    </w:p>
+    <w:bookmarkEnd w:id="16"/>
+    <w:bookmarkEnd w:id="17"/>
+    <w:bookmarkStart w:id="19" w:name="give-each-defined-term-its-own-div"/>
+    <w:p>
+      <w:pPr>
+        <w:pStyle w:val="Heading2"/>
+      </w:pPr>
+      <w:r>
+        <w:t xml:space="preserve">3 Give each defined term its own div</w:t>
+      </w:r>
+    </w:p>
+    <w:p>
+      <w:pPr>
+        <w:pStyle w:val="FirstParagraph"/>
+      </w:pPr>
+      <w:hyperlink r:id="rId18">
         <w:r>
           <w:rPr>
             <w:rStyle w:val="Hyperlink"/>
@@ -666,7 +960,7 @@
         <w:pStyle w:val="Compact"/>
         <w:numPr>
           <w:ilvl w:val="0"/>
-          <w:numId w:val="1002"/>
+          <w:numId w:val="1003"/>
         </w:numPr>
       </w:pPr>
       <w:r>
@@ -699,7 +993,7 @@
         <w:pStyle w:val="Compact"/>
         <w:numPr>
           <w:ilvl w:val="0"/>
-          <w:numId w:val="1002"/>
+          <w:numId w:val="1003"/>
         </w:numPr>
       </w:pPr>
       <w:r>
@@ -750,7 +1044,7 @@
         <w:pStyle w:val="Compact"/>
         <w:numPr>
           <w:ilvl w:val="0"/>
-          <w:numId w:val="1002"/>
+          <w:numId w:val="1003"/>
         </w:numPr>
       </w:pPr>
       <w:r>
@@ -900,7 +1194,7 @@
         <w:pStyle w:val="Compact"/>
         <w:numPr>
           <w:ilvl w:val="0"/>
-          <w:numId w:val="1002"/>
+          <w:numId w:val="1003"/>
         </w:numPr>
       </w:pPr>
       <w:r>
@@ -1044,14 +1338,14 @@
         <w:t xml:space="preserve">and also the points where the derivative does not exist.</w:t>
       </w:r>
     </w:p>
-    <w:bookmarkEnd w:id="15"/>
-    <w:bookmarkStart w:id="16" w:name="state-the-notation-and-its-alternatives"/>
+    <w:bookmarkEnd w:id="19"/>
+    <w:bookmarkStart w:id="20" w:name="state-the-notation-and-its-alternatives"/>
     <w:p>
       <w:pPr>
         <w:pStyle w:val="Heading2"/>
       </w:pPr>
       <w:r>
-        <w:t xml:space="preserve">3 State the notation and its alternatives</w:t>
+        <w:t xml:space="preserve">4 State the notation and its alternatives</w:t>
       </w:r>
     </w:p>
     <w:p>
@@ -1143,14 +1437,14 @@
         <w:t xml:space="preserve">to make the choice explicit.</w:t>
       </w:r>
     </w:p>
-    <w:bookmarkEnd w:id="16"/>
-    <w:bookmarkStart w:id="17" w:name="Xac7e4ead54b12ccf6544491699a177b7d16fa22"/>
+    <w:bookmarkEnd w:id="20"/>
+    <w:bookmarkStart w:id="21" w:name="Xac7e4ead54b12ccf6544491699a177b7d16fa22"/>
     <w:p>
       <w:pPr>
         <w:pStyle w:val="Heading2"/>
       </w:pPr>
       <w:r>
-        <w:t xml:space="preserve">4 Lead with the simplest correct form of a definition</w:t>
+        <w:t xml:space="preserve">5 Lead with the simplest correct form of a definition</w:t>
       </w:r>
     </w:p>
     <w:p>
@@ -1404,14 +1698,14 @@
         <w:t xml:space="preserve">The conventional form still appears in the notes, as a named result.</w:t>
       </w:r>
     </w:p>
-    <w:bookmarkEnd w:id="17"/>
-    <w:bookmarkStart w:id="18" w:name="reuse-one-written-version-of-each-result"/>
+    <w:bookmarkEnd w:id="21"/>
+    <w:bookmarkStart w:id="22" w:name="reuse-one-written-version-of-each-result"/>
     <w:p>
       <w:pPr>
         <w:pStyle w:val="Heading2"/>
       </w:pPr>
       <w:r>
-        <w:t xml:space="preserve">5 Reuse one written version of each result</w:t>
+        <w:t xml:space="preserve">6 Reuse one written version of each result</w:t>
       </w:r>
     </w:p>
     <w:p>
@@ -1446,22 +1740,22 @@
         <w:t xml:space="preserve">instead of keeping a second wording that can drift.</w:t>
       </w:r>
     </w:p>
-    <w:bookmarkEnd w:id="18"/>
-    <w:bookmarkStart w:id="19" w:name="use-real-data-and-compute-every-number"/>
+    <w:bookmarkEnd w:id="22"/>
+    <w:bookmarkStart w:id="23" w:name="use-real-data-and-compute-every-number"/>
     <w:p>
       <w:pPr>
         <w:pStyle w:val="Heading2"/>
       </w:pPr>
       <w:r>
-        <w:t xml:space="preserve">6 Use real data and compute every number</w:t>
-      </w:r>
-    </w:p>
-    <w:p>
-      <w:pPr>
-        <w:pStyle w:val="Compact"/>
-        <w:numPr>
-          <w:ilvl w:val="0"/>
-          <w:numId w:val="1003"/>
+        <w:t xml:space="preserve">7 Use real data and compute every number</w:t>
+      </w:r>
+    </w:p>
+    <w:p>
+      <w:pPr>
+        <w:pStyle w:val="Compact"/>
+        <w:numPr>
+          <w:ilvl w:val="0"/>
+          <w:numId w:val="1004"/>
         </w:numPr>
       </w:pPr>
       <w:r>
@@ -1485,7 +1779,7 @@
         <w:pStyle w:val="Compact"/>
         <w:numPr>
           <w:ilvl w:val="0"/>
-          <w:numId w:val="1003"/>
+          <w:numId w:val="1004"/>
         </w:numPr>
       </w:pPr>
       <w:r>
@@ -1503,7 +1797,7 @@
         <w:pStyle w:val="Compact"/>
         <w:numPr>
           <w:ilvl w:val="0"/>
-          <w:numId w:val="1003"/>
+          <w:numId w:val="1004"/>
         </w:numPr>
       </w:pPr>
       <w:r>
@@ -1528,14 +1822,14 @@
         <w:t xml:space="preserve">A number typed into prose goes stale when the data or the code changes.</w:t>
       </w:r>
     </w:p>
-    <w:bookmarkEnd w:id="19"/>
-    <w:bookmarkStart w:id="20" w:name="Xa214254a94aa6db868b5b9577007bf4e27699b1"/>
+    <w:bookmarkEnd w:id="23"/>
+    <w:bookmarkStart w:id="24" w:name="Xa214254a94aa6db868b5b9577007bf4e27699b1"/>
     <w:p>
       <w:pPr>
         <w:pStyle w:val="Heading2"/>
       </w:pPr>
       <w:r>
-        <w:t xml:space="preserve">7 Store structured data in structured formats</w:t>
+        <w:t xml:space="preserve">8 Store structured data in structured formats</w:t>
       </w:r>
     </w:p>
     <w:p>
@@ -1551,7 +1845,7 @@
         <w:pStyle w:val="Compact"/>
         <w:numPr>
           <w:ilvl w:val="0"/>
-          <w:numId w:val="1004"/>
+          <w:numId w:val="1005"/>
         </w:numPr>
       </w:pPr>
       <w:r>
@@ -1581,7 +1875,7 @@
         <w:pStyle w:val="Compact"/>
         <w:numPr>
           <w:ilvl w:val="0"/>
-          <w:numId w:val="1004"/>
+          <w:numId w:val="1005"/>
         </w:numPr>
       </w:pPr>
       <w:r>
@@ -1599,7 +1893,7 @@
         <w:pStyle w:val="Compact"/>
         <w:numPr>
           <w:ilvl w:val="0"/>
-          <w:numId w:val="1004"/>
+          <w:numId w:val="1005"/>
         </w:numPr>
       </w:pPr>
       <w:r>
@@ -1626,7 +1920,7 @@
         <w:pStyle w:val="Compact"/>
         <w:numPr>
           <w:ilvl w:val="0"/>
-          <w:numId w:val="1004"/>
+          <w:numId w:val="1005"/>
         </w:numPr>
       </w:pPr>
       <w:r>
@@ -1644,29 +1938,29 @@
         <w:pStyle w:val="Compact"/>
         <w:numPr>
           <w:ilvl w:val="0"/>
-          <w:numId w:val="1004"/>
+          <w:numId w:val="1005"/>
         </w:numPr>
       </w:pPr>
       <w:r>
         <w:t xml:space="preserve">A short list that no other page reads can stay as prose.</w:t>
       </w:r>
     </w:p>
-    <w:bookmarkEnd w:id="20"/>
-    <w:bookmarkStart w:id="23" w:name="show-each-idea-applied-and-in-a-figure"/>
+    <w:bookmarkEnd w:id="24"/>
+    <w:bookmarkStart w:id="27" w:name="show-each-idea-applied-and-in-a-figure"/>
     <w:p>
       <w:pPr>
         <w:pStyle w:val="Heading2"/>
       </w:pPr>
       <w:r>
-        <w:t xml:space="preserve">8 Show each idea applied and in a figure</w:t>
-      </w:r>
-    </w:p>
-    <w:p>
-      <w:pPr>
-        <w:pStyle w:val="Compact"/>
-        <w:numPr>
-          <w:ilvl w:val="0"/>
-          <w:numId w:val="1005"/>
+        <w:t xml:space="preserve">9 Show each idea applied and in a figure</w:t>
+      </w:r>
+    </w:p>
+    <w:p>
+      <w:pPr>
+        <w:pStyle w:val="Compact"/>
+        <w:numPr>
+          <w:ilvl w:val="0"/>
+          <w:numId w:val="1006"/>
         </w:numPr>
       </w:pPr>
       <w:r>
@@ -1690,7 +1984,7 @@
         <w:pStyle w:val="Compact"/>
         <w:numPr>
           <w:ilvl w:val="0"/>
-          <w:numId w:val="1005"/>
+          <w:numId w:val="1006"/>
         </w:numPr>
       </w:pPr>
       <w:r>
@@ -1795,7 +2089,7 @@
       <w:r>
         <w:t xml:space="preserve"> </w:t>
       </w:r>
-      <w:hyperlink r:id="rId21">
+      <w:hyperlink r:id="rId25">
         <w:r>
           <w:rPr>
             <w:rStyle w:val="Hyperlink"/>
@@ -1815,7 +2109,7 @@
         <w:pStyle w:val="Compact"/>
         <w:numPr>
           <w:ilvl w:val="0"/>
-          <w:numId w:val="1005"/>
+          <w:numId w:val="1006"/>
         </w:numPr>
       </w:pPr>
       <w:r>
@@ -1839,7 +2133,7 @@
         <w:pStyle w:val="Compact"/>
         <w:numPr>
           <w:ilvl w:val="0"/>
-          <w:numId w:val="1005"/>
+          <w:numId w:val="1006"/>
         </w:numPr>
       </w:pPr>
       <w:r>
@@ -1857,7 +2151,7 @@
         <w:pStyle w:val="Compact"/>
         <w:numPr>
           <w:ilvl w:val="0"/>
-          <w:numId w:val="1005"/>
+          <w:numId w:val="1006"/>
         </w:numPr>
       </w:pPr>
       <w:r>
@@ -1896,7 +2190,7 @@
       <w:r>
         <w:t xml:space="preserve"> </w:t>
       </w:r>
-      <w:hyperlink r:id="rId22">
+      <w:hyperlink r:id="rId26">
         <w:r>
           <w:rPr>
             <w:rStyle w:val="Hyperlink"/>
@@ -1916,21 +2210,21 @@
         <w:pStyle w:val="Compact"/>
         <w:numPr>
           <w:ilvl w:val="0"/>
-          <w:numId w:val="1005"/>
+          <w:numId w:val="1006"/>
         </w:numPr>
       </w:pPr>
       <w:r>
         <w:t xml:space="preserve">Make each figure follow the accessibility rules below.</w:t>
       </w:r>
     </w:p>
-    <w:bookmarkEnd w:id="23"/>
-    <w:bookmarkStart w:id="27" w:name="Xf27331f4c36c8d578e5fa29a37312484cc3343a"/>
+    <w:bookmarkEnd w:id="27"/>
+    <w:bookmarkStart w:id="31" w:name="Xf27331f4c36c8d578e5fa29a37312484cc3343a"/>
     <w:p>
       <w:pPr>
         <w:pStyle w:val="Heading2"/>
       </w:pPr>
       <w:r>
-        <w:t xml:space="preserve">9 Write labs for both languages and any computer</w:t>
+        <w:t xml:space="preserve">10 Write labs for both languages and any computer</w:t>
       </w:r>
     </w:p>
     <w:p>
@@ -1952,7 +2246,7 @@
         <w:pStyle w:val="Compact"/>
         <w:numPr>
           <w:ilvl w:val="0"/>
-          <w:numId w:val="1006"/>
+          <w:numId w:val="1007"/>
         </w:numPr>
       </w:pPr>
       <w:r>
@@ -1964,7 +2258,7 @@
         <w:pStyle w:val="Compact"/>
         <w:numPr>
           <w:ilvl w:val="0"/>
-          <w:numId w:val="1006"/>
+          <w:numId w:val="1007"/>
         </w:numPr>
       </w:pPr>
       <w:r>
@@ -1973,7 +2267,7 @@
       <w:r>
         <w:t xml:space="preserve"> </w:t>
       </w:r>
-      <w:hyperlink r:id="rId24">
+      <w:hyperlink r:id="rId28">
         <w:r>
           <w:rPr>
             <w:rStyle w:val="Hyperlink"/>
@@ -1999,7 +2293,7 @@
       <w:r>
         <w:t xml:space="preserve"> </w:t>
       </w:r>
-      <w:hyperlink r:id="rId25">
+      <w:hyperlink r:id="rId29">
         <w:r>
           <w:rPr>
             <w:rStyle w:val="Hyperlink"/>
@@ -2019,7 +2313,7 @@
         <w:pStyle w:val="Compact"/>
         <w:numPr>
           <w:ilvl w:val="0"/>
-          <w:numId w:val="1006"/>
+          <w:numId w:val="1007"/>
         </w:numPr>
       </w:pPr>
       <w:r>
@@ -2064,7 +2358,7 @@
       <w:r>
         <w:t xml:space="preserve"> </w:t>
       </w:r>
-      <w:hyperlink r:id="rId26">
+      <w:hyperlink r:id="rId30">
         <w:r>
           <w:rPr>
             <w:rStyle w:val="Hyperlink"/>
@@ -2090,7 +2384,7 @@
         <w:pStyle w:val="Compact"/>
         <w:numPr>
           <w:ilvl w:val="0"/>
-          <w:numId w:val="1006"/>
+          <w:numId w:val="1007"/>
         </w:numPr>
       </w:pPr>
       <w:r>
@@ -2120,7 +2414,7 @@
         <w:pStyle w:val="Compact"/>
         <w:numPr>
           <w:ilvl w:val="0"/>
-          <w:numId w:val="1006"/>
+          <w:numId w:val="1007"/>
         </w:numPr>
       </w:pPr>
       <w:r>
@@ -2132,7 +2426,7 @@
         <w:pStyle w:val="Compact"/>
         <w:numPr>
           <w:ilvl w:val="0"/>
-          <w:numId w:val="1006"/>
+          <w:numId w:val="1007"/>
         </w:numPr>
       </w:pPr>
       <w:r>
@@ -2216,7 +2510,7 @@
         <w:pStyle w:val="Compact"/>
         <w:numPr>
           <w:ilvl w:val="0"/>
-          <w:numId w:val="1006"/>
+          <w:numId w:val="1007"/>
         </w:numPr>
       </w:pPr>
       <w:r>
@@ -2235,14 +2529,14 @@
         <w:t xml:space="preserve">so setup steps must work on a shared or hosted machine.</w:t>
       </w:r>
     </w:p>
-    <w:bookmarkEnd w:id="27"/>
-    <w:bookmarkStart w:id="36" w:name="present-r-results-with-modern-packages"/>
+    <w:bookmarkEnd w:id="31"/>
+    <w:bookmarkStart w:id="40" w:name="present-r-results-with-modern-packages"/>
     <w:p>
       <w:pPr>
         <w:pStyle w:val="Heading2"/>
       </w:pPr>
       <w:r>
-        <w:t xml:space="preserve">10 Present R results with modern packages</w:t>
+        <w:t xml:space="preserve">11 Present R results with modern packages</w:t>
       </w:r>
     </w:p>
     <w:p>
@@ -2264,7 +2558,7 @@
         <w:pStyle w:val="Compact"/>
         <w:numPr>
           <w:ilvl w:val="0"/>
-          <w:numId w:val="1007"/>
+          <w:numId w:val="1008"/>
         </w:numPr>
       </w:pPr>
       <w:r>
@@ -2309,7 +2603,7 @@
         <w:pStyle w:val="Compact"/>
         <w:numPr>
           <w:ilvl w:val="0"/>
-          <w:numId w:val="1007"/>
+          <w:numId w:val="1008"/>
         </w:numPr>
       </w:pPr>
       <w:r>
@@ -2318,7 +2612,7 @@
       <w:r>
         <w:t xml:space="preserve"> </w:t>
       </w:r>
-      <w:hyperlink r:id="rId28">
+      <w:hyperlink r:id="rId32">
         <w:r>
           <w:rPr>
             <w:rStyle w:val="Hyperlink"/>
@@ -2350,7 +2644,7 @@
       <w:r>
         <w:t xml:space="preserve"> </w:t>
       </w:r>
-      <w:hyperlink r:id="rId29">
+      <w:hyperlink r:id="rId33">
         <w:r>
           <w:rPr>
             <w:rStyle w:val="Hyperlink"/>
@@ -2415,7 +2709,7 @@
         <w:pStyle w:val="Compact"/>
         <w:numPr>
           <w:ilvl w:val="0"/>
-          <w:numId w:val="1007"/>
+          <w:numId w:val="1008"/>
         </w:numPr>
       </w:pPr>
       <w:r>
@@ -2424,7 +2718,7 @@
       <w:r>
         <w:t xml:space="preserve"> </w:t>
       </w:r>
-      <w:hyperlink r:id="rId30">
+      <w:hyperlink r:id="rId34">
         <w:r>
           <w:rPr>
             <w:rStyle w:val="Hyperlink"/>
@@ -2486,7 +2780,7 @@
         <w:pStyle w:val="Compact"/>
         <w:numPr>
           <w:ilvl w:val="0"/>
-          <w:numId w:val="1007"/>
+          <w:numId w:val="1008"/>
         </w:numPr>
       </w:pPr>
       <w:r>
@@ -2495,7 +2789,7 @@
       <w:r>
         <w:t xml:space="preserve"> </w:t>
       </w:r>
-      <w:hyperlink r:id="rId31">
+      <w:hyperlink r:id="rId35">
         <w:r>
           <w:rPr>
             <w:rStyle w:val="Hyperlink"/>
@@ -2512,7 +2806,7 @@
       <w:r>
         <w:t xml:space="preserve"> </w:t>
       </w:r>
-      <w:hyperlink r:id="rId32">
+      <w:hyperlink r:id="rId36">
         <w:r>
           <w:rPr>
             <w:rStyle w:val="Hyperlink"/>
@@ -2535,7 +2829,7 @@
       <w:r>
         <w:t xml:space="preserve"> </w:t>
       </w:r>
-      <w:hyperlink r:id="rId33">
+      <w:hyperlink r:id="rId37">
         <w:r>
           <w:rPr>
             <w:rStyle w:val="Hyperlink"/>
@@ -2567,7 +2861,7 @@
         <w:pStyle w:val="Compact"/>
         <w:numPr>
           <w:ilvl w:val="0"/>
-          <w:numId w:val="1007"/>
+          <w:numId w:val="1008"/>
         </w:numPr>
       </w:pPr>
       <w:r>
@@ -2591,7 +2885,7 @@
       <w:r>
         <w:t xml:space="preserve"> </w:t>
       </w:r>
-      <w:hyperlink r:id="rId34">
+      <w:hyperlink r:id="rId38">
         <w:r>
           <w:rPr>
             <w:rStyle w:val="Hyperlink"/>
@@ -2620,7 +2914,7 @@
         <w:pStyle w:val="Compact"/>
         <w:numPr>
           <w:ilvl w:val="0"/>
-          <w:numId w:val="1007"/>
+          <w:numId w:val="1008"/>
         </w:numPr>
       </w:pPr>
       <w:r>
@@ -2629,7 +2923,7 @@
       <w:r>
         <w:t xml:space="preserve"> </w:t>
       </w:r>
-      <w:hyperlink r:id="rId35">
+      <w:hyperlink r:id="rId39">
         <w:r>
           <w:rPr>
             <w:rStyle w:val="Hyperlink"/>
@@ -2644,14 +2938,14 @@
         <w:t xml:space="preserve">notes show the style.</w:t>
       </w:r>
     </w:p>
-    <w:bookmarkEnd w:id="36"/>
-    <w:bookmarkStart w:id="40" w:name="manipulate-data-with-dplyr-not-base-r"/>
+    <w:bookmarkEnd w:id="40"/>
+    <w:bookmarkStart w:id="44" w:name="manipulate-data-with-dplyr-not-base-r"/>
     <w:p>
       <w:pPr>
         <w:pStyle w:val="Heading2"/>
       </w:pPr>
       <w:r>
-        <w:t xml:space="preserve">11 Manipulate data with dplyr, not base R</w:t>
+        <w:t xml:space="preserve">12 Manipulate data with dplyr, not base R</w:t>
       </w:r>
     </w:p>
     <w:p>
@@ -2673,7 +2967,7 @@
         <w:pStyle w:val="Compact"/>
         <w:numPr>
           <w:ilvl w:val="0"/>
-          <w:numId w:val="1008"/>
+          <w:numId w:val="1009"/>
         </w:numPr>
       </w:pPr>
       <w:r>
@@ -2682,7 +2976,7 @@
       <w:r>
         <w:t xml:space="preserve"> </w:t>
       </w:r>
-      <w:hyperlink r:id="rId37">
+      <w:hyperlink r:id="rId41">
         <w:r>
           <w:rPr>
             <w:rStyle w:val="Hyperlink"/>
@@ -2744,7 +3038,7 @@
         <w:pStyle w:val="Compact"/>
         <w:numPr>
           <w:ilvl w:val="0"/>
-          <w:numId w:val="1008"/>
+          <w:numId w:val="1009"/>
         </w:numPr>
       </w:pPr>
       <w:r>
@@ -2795,7 +3089,7 @@
         <w:pStyle w:val="Compact"/>
         <w:numPr>
           <w:ilvl w:val="0"/>
-          <w:numId w:val="1008"/>
+          <w:numId w:val="1009"/>
         </w:numPr>
       </w:pPr>
       <w:r>
@@ -2831,7 +3125,7 @@
         <w:pStyle w:val="Compact"/>
         <w:numPr>
           <w:ilvl w:val="0"/>
-          <w:numId w:val="1008"/>
+          <w:numId w:val="1009"/>
         </w:numPr>
       </w:pPr>
       <w:r>
@@ -2840,7 +3134,7 @@
       <w:r>
         <w:t xml:space="preserve"> </w:t>
       </w:r>
-      <w:hyperlink r:id="rId38">
+      <w:hyperlink r:id="rId42">
         <w:r>
           <w:rPr>
             <w:rStyle w:val="Hyperlink"/>
@@ -2887,7 +3181,7 @@
         <w:pStyle w:val="Compact"/>
         <w:numPr>
           <w:ilvl w:val="0"/>
-          <w:numId w:val="1008"/>
+          <w:numId w:val="1009"/>
         </w:numPr>
       </w:pPr>
       <w:r>
@@ -2923,7 +3217,7 @@
         <w:pStyle w:val="Compact"/>
         <w:numPr>
           <w:ilvl w:val="0"/>
-          <w:numId w:val="1008"/>
+          <w:numId w:val="1009"/>
         </w:numPr>
       </w:pPr>
       <w:r>
@@ -2932,7 +3226,7 @@
       <w:r>
         <w:t xml:space="preserve"> </w:t>
       </w:r>
-      <w:hyperlink r:id="rId39">
+      <w:hyperlink r:id="rId43">
         <w:r>
           <w:rPr>
             <w:rStyle w:val="Hyperlink"/>
@@ -2979,7 +3273,7 @@
         <w:pStyle w:val="Compact"/>
         <w:numPr>
           <w:ilvl w:val="0"/>
-          <w:numId w:val="1008"/>
+          <w:numId w:val="1009"/>
         </w:numPr>
       </w:pPr>
       <w:r>
@@ -3003,7 +3297,7 @@
         <w:pStyle w:val="Compact"/>
         <w:numPr>
           <w:ilvl w:val="0"/>
-          <w:numId w:val="1008"/>
+          <w:numId w:val="1009"/>
         </w:numPr>
       </w:pPr>
       <w:r>
@@ -3102,7 +3396,7 @@
         <w:pStyle w:val="Compact"/>
         <w:numPr>
           <w:ilvl w:val="0"/>
-          <w:numId w:val="1008"/>
+          <w:numId w:val="1009"/>
         </w:numPr>
       </w:pPr>
       <w:r>
@@ -3121,14 +3415,14 @@
         <w:t xml:space="preserve">The rule is about selecting, filtering and building data frames.</w:t>
       </w:r>
     </w:p>
-    <w:bookmarkEnd w:id="40"/>
-    <w:bookmarkStart w:id="42" w:name="X2bc6121e3a2f39a37d8a6591d77df16bd22bd0b"/>
+    <w:bookmarkEnd w:id="44"/>
+    <w:bookmarkStart w:id="46" w:name="X2bc6121e3a2f39a37d8a6591d77df16bd22bd0b"/>
     <w:p>
       <w:pPr>
         <w:pStyle w:val="Heading2"/>
       </w:pPr>
       <w:r>
-        <w:t xml:space="preserve">12 Include code from files instead of copying it</w:t>
+        <w:t xml:space="preserve">13 Include code from files instead of copying it</w:t>
       </w:r>
     </w:p>
     <w:p>
@@ -3144,7 +3438,7 @@
         <w:pStyle w:val="Compact"/>
         <w:numPr>
           <w:ilvl w:val="0"/>
-          <w:numId w:val="1009"/>
+          <w:numId w:val="1010"/>
         </w:numPr>
       </w:pPr>
       <w:r>
@@ -3188,7 +3482,7 @@
         <w:pStyle w:val="Compact"/>
         <w:numPr>
           <w:ilvl w:val="0"/>
-          <w:numId w:val="1009"/>
+          <w:numId w:val="1010"/>
         </w:numPr>
       </w:pPr>
       <w:r>
@@ -3215,7 +3509,7 @@
       <w:r>
         <w:t xml:space="preserve"> </w:t>
       </w:r>
-      <w:hyperlink r:id="rId41">
+      <w:hyperlink r:id="rId45">
         <w:r>
           <w:rPr>
             <w:rStyle w:val="Hyperlink"/>
@@ -3301,7 +3595,7 @@
         <w:pStyle w:val="Compact"/>
         <w:numPr>
           <w:ilvl w:val="0"/>
-          <w:numId w:val="1009"/>
+          <w:numId w:val="1010"/>
         </w:numPr>
       </w:pPr>
       <w:r>
@@ -3346,7 +3640,7 @@
         <w:pStyle w:val="Compact"/>
         <w:numPr>
           <w:ilvl w:val="0"/>
-          <w:numId w:val="1009"/>
+          <w:numId w:val="1010"/>
         </w:numPr>
       </w:pPr>
       <w:r>
@@ -3392,14 +3686,14 @@
         <w:t xml:space="preserve">directory it creates.</w:t>
       </w:r>
     </w:p>
-    <w:bookmarkEnd w:id="42"/>
-    <w:bookmarkStart w:id="43" w:name="X7c0de8eaf50a5b2644eabf66f1f9b734b8a4a71"/>
+    <w:bookmarkEnd w:id="46"/>
+    <w:bookmarkStart w:id="47" w:name="X7c0de8eaf50a5b2644eabf66f1f9b734b8a4a71"/>
     <w:p>
       <w:pPr>
         <w:pStyle w:val="Heading2"/>
       </w:pPr>
       <w:r>
-        <w:t xml:space="preserve">13 Comment every code chunk to say what and why</w:t>
+        <w:t xml:space="preserve">14 Comment every code chunk to say what and why</w:t>
       </w:r>
     </w:p>
     <w:p>
@@ -3421,7 +3715,7 @@
         <w:pStyle w:val="Compact"/>
         <w:numPr>
           <w:ilvl w:val="0"/>
-          <w:numId w:val="1010"/>
+          <w:numId w:val="1011"/>
         </w:numPr>
       </w:pPr>
       <w:r>
@@ -3439,7 +3733,7 @@
         <w:pStyle w:val="Compact"/>
         <w:numPr>
           <w:ilvl w:val="0"/>
-          <w:numId w:val="1010"/>
+          <w:numId w:val="1011"/>
         </w:numPr>
       </w:pPr>
       <w:r>
@@ -3457,7 +3751,7 @@
         <w:pStyle w:val="Compact"/>
         <w:numPr>
           <w:ilvl w:val="0"/>
-          <w:numId w:val="1010"/>
+          <w:numId w:val="1011"/>
         </w:numPr>
       </w:pPr>
       <w:r>
@@ -3555,7 +3849,7 @@
         <w:pStyle w:val="Compact"/>
         <w:numPr>
           <w:ilvl w:val="0"/>
-          <w:numId w:val="1010"/>
+          <w:numId w:val="1011"/>
         </w:numPr>
       </w:pPr>
       <w:r>
@@ -3568,14 +3862,14 @@
         <w:t xml:space="preserve">such as a transformation, a modeling choice, a tuning value or a random seed.</w:t>
       </w:r>
     </w:p>
-    <w:bookmarkEnd w:id="43"/>
-    <w:bookmarkStart w:id="44" w:name="Xffa5a3357c8672d830c88e1e58a0ef107550647"/>
+    <w:bookmarkEnd w:id="47"/>
+    <w:bookmarkStart w:id="48" w:name="Xffa5a3357c8672d830c88e1e58a0ef107550647"/>
     <w:p>
       <w:pPr>
         <w:pStyle w:val="Heading2"/>
       </w:pPr>
       <w:r>
-        <w:t xml:space="preserve">14 Introduce every function in a programming primer</w:t>
+        <w:t xml:space="preserve">15 Introduce every function in a programming primer</w:t>
       </w:r>
     </w:p>
     <w:p>
@@ -3597,7 +3891,7 @@
         <w:pStyle w:val="Compact"/>
         <w:numPr>
           <w:ilvl w:val="0"/>
-          <w:numId w:val="1011"/>
+          <w:numId w:val="1012"/>
         </w:numPr>
       </w:pPr>
       <w:r>
@@ -3621,7 +3915,7 @@
         <w:pStyle w:val="Compact"/>
         <w:numPr>
           <w:ilvl w:val="0"/>
-          <w:numId w:val="1011"/>
+          <w:numId w:val="1012"/>
         </w:numPr>
       </w:pPr>
       <w:r>
@@ -3651,7 +3945,7 @@
         <w:pStyle w:val="Compact"/>
         <w:numPr>
           <w:ilvl w:val="0"/>
-          <w:numId w:val="1011"/>
+          <w:numId w:val="1012"/>
         </w:numPr>
       </w:pPr>
       <w:r>
@@ -3675,7 +3969,7 @@
         <w:pStyle w:val="Compact"/>
         <w:numPr>
           <w:ilvl w:val="0"/>
-          <w:numId w:val="1011"/>
+          <w:numId w:val="1012"/>
         </w:numPr>
       </w:pPr>
       <w:r>
@@ -3688,22 +3982,22 @@
         <w:t xml:space="preserve">A chapter introduces those where it defines them.</w:t>
       </w:r>
     </w:p>
-    <w:bookmarkEnd w:id="44"/>
-    <w:bookmarkStart w:id="45" w:name="make-figures-accessible"/>
+    <w:bookmarkEnd w:id="48"/>
+    <w:bookmarkStart w:id="49" w:name="make-figures-accessible"/>
     <w:p>
       <w:pPr>
         <w:pStyle w:val="Heading2"/>
       </w:pPr>
       <w:r>
-        <w:t xml:space="preserve">15 Make figures accessible</w:t>
-      </w:r>
-    </w:p>
-    <w:p>
-      <w:pPr>
-        <w:pStyle w:val="Compact"/>
-        <w:numPr>
-          <w:ilvl w:val="0"/>
-          <w:numId w:val="1012"/>
+        <w:t xml:space="preserve">16 Make figures accessible</w:t>
+      </w:r>
+    </w:p>
+    <w:p>
+      <w:pPr>
+        <w:pStyle w:val="Compact"/>
+        <w:numPr>
+          <w:ilvl w:val="0"/>
+          <w:numId w:val="1013"/>
         </w:numPr>
       </w:pPr>
       <w:r>
@@ -3730,7 +4024,7 @@
         <w:pStyle w:val="Compact"/>
         <w:numPr>
           <w:ilvl w:val="0"/>
-          <w:numId w:val="1012"/>
+          <w:numId w:val="1013"/>
         </w:numPr>
       </w:pPr>
       <w:r>
@@ -3760,7 +4054,7 @@
         <w:pStyle w:val="Compact"/>
         <w:numPr>
           <w:ilvl w:val="0"/>
-          <w:numId w:val="1012"/>
+          <w:numId w:val="1013"/>
         </w:numPr>
       </w:pPr>
       <w:r>
@@ -3799,7 +4093,7 @@
         <w:pStyle w:val="Compact"/>
         <w:numPr>
           <w:ilvl w:val="0"/>
-          <w:numId w:val="1012"/>
+          <w:numId w:val="1013"/>
         </w:numPr>
       </w:pPr>
       <w:r>
@@ -3824,22 +4118,22 @@
         <w:t xml:space="preserve">(observed when rendering lecture notes to PDF).</w:t>
       </w:r>
     </w:p>
-    <w:bookmarkEnd w:id="45"/>
-    <w:bookmarkStart w:id="47" w:name="structure-slides-for-the-reader"/>
+    <w:bookmarkEnd w:id="49"/>
+    <w:bookmarkStart w:id="51" w:name="structure-slides-for-the-reader"/>
     <w:p>
       <w:pPr>
         <w:pStyle w:val="Heading2"/>
       </w:pPr>
       <w:r>
-        <w:t xml:space="preserve">16 Structure slides for the reader</w:t>
-      </w:r>
-    </w:p>
-    <w:p>
-      <w:pPr>
-        <w:pStyle w:val="Compact"/>
-        <w:numPr>
-          <w:ilvl w:val="0"/>
-          <w:numId w:val="1013"/>
+        <w:t xml:space="preserve">17 Structure slides for the reader</w:t>
+      </w:r>
+    </w:p>
+    <w:p>
+      <w:pPr>
+        <w:pStyle w:val="Compact"/>
+        <w:numPr>
+          <w:ilvl w:val="0"/>
+          <w:numId w:val="1014"/>
         </w:numPr>
       </w:pPr>
       <w:r>
@@ -3869,7 +4163,7 @@
         <w:pStyle w:val="Compact"/>
         <w:numPr>
           <w:ilvl w:val="0"/>
-          <w:numId w:val="1013"/>
+          <w:numId w:val="1014"/>
         </w:numPr>
       </w:pPr>
       <w:r>
@@ -3884,7 +4178,7 @@
       <w:r>
         <w:t xml:space="preserve"> </w:t>
       </w:r>
-      <w:hyperlink r:id="rId46">
+      <w:hyperlink r:id="rId50">
         <w:r>
           <w:rPr>
             <w:rStyle w:val="Hyperlink"/>
@@ -3904,7 +4198,7 @@
         <w:pStyle w:val="Compact"/>
         <w:numPr>
           <w:ilvl w:val="0"/>
-          <w:numId w:val="1013"/>
+          <w:numId w:val="1014"/>
         </w:numPr>
       </w:pPr>
       <w:r>
@@ -3931,7 +4225,7 @@
         <w:pStyle w:val="Compact"/>
         <w:numPr>
           <w:ilvl w:val="0"/>
-          <w:numId w:val="1013"/>
+          <w:numId w:val="1014"/>
         </w:numPr>
       </w:pPr>
       <w:r>
@@ -4000,7 +4294,7 @@
         <w:pStyle w:val="Compact"/>
         <w:numPr>
           <w:ilvl w:val="0"/>
-          <w:numId w:val="1013"/>
+          <w:numId w:val="1014"/>
         </w:numPr>
       </w:pPr>
       <w:r>
@@ -4069,7 +4363,7 @@
         <w:pStyle w:val="Compact"/>
         <w:numPr>
           <w:ilvl w:val="0"/>
-          <w:numId w:val="1013"/>
+          <w:numId w:val="1014"/>
         </w:numPr>
       </w:pPr>
       <w:r>
@@ -4093,7 +4387,7 @@
         <w:pStyle w:val="Compact"/>
         <w:numPr>
           <w:ilvl w:val="0"/>
-          <w:numId w:val="1013"/>
+          <w:numId w:val="1014"/>
         </w:numPr>
       </w:pPr>
       <w:r>
@@ -4124,22 +4418,195 @@
         <w:t xml:space="preserve">Put a slide break after the heading and move the text onto content slides.</w:t>
       </w:r>
     </w:p>
-    <w:bookmarkEnd w:id="47"/>
-    <w:bookmarkStart w:id="51" w:name="Xcb579568ef754486ebde8b41ba4528bdf380eec"/>
+    <w:bookmarkEnd w:id="51"/>
+    <w:bookmarkStart w:id="52" w:name="talk-about-the-ideas-not-the-notes"/>
     <w:p>
       <w:pPr>
         <w:pStyle w:val="Heading2"/>
       </w:pPr>
       <w:r>
-        <w:t xml:space="preserve">17 Credit other courses without summarizing them</w:t>
-      </w:r>
-    </w:p>
-    <w:p>
-      <w:pPr>
-        <w:pStyle w:val="Compact"/>
-        <w:numPr>
-          <w:ilvl w:val="0"/>
-          <w:numId w:val="1014"/>
+        <w:t xml:space="preserve">18 Talk about the ideas, not the notes</w:t>
+      </w:r>
+    </w:p>
+    <w:p>
+      <w:pPr>
+        <w:pStyle w:val="FirstParagraph"/>
+      </w:pPr>
+      <w:r>
+        <w:t xml:space="preserve">When a term is defined on another page or in another site,</w:t>
+      </w:r>
+      <w:r>
+        <w:t xml:space="preserve"> </w:t>
+      </w:r>
+      <w:r>
+        <w:t xml:space="preserve">state the idea in the sentence and link the term.</w:t>
+      </w:r>
+      <w:r>
+        <w:t xml:space="preserve"> </w:t>
+      </w:r>
+      <w:r>
+        <w:t xml:space="preserve">Do not write about where the definition lives.</w:t>
+      </w:r>
+    </w:p>
+    <w:p>
+      <w:pPr>
+        <w:pStyle w:val="Compact"/>
+        <w:numPr>
+          <w:ilvl w:val="0"/>
+          <w:numId w:val="1015"/>
+        </w:numPr>
+      </w:pPr>
+      <w:r>
+        <w:t xml:space="preserve">Write</w:t>
+      </w:r>
+      <w:r>
+        <w:t xml:space="preserve"> </w:t>
+      </w:r>
+      <w:r>
+        <w:t xml:space="preserve">“the bias of an estimator”</w:t>
+      </w:r>
+      <w:r>
+        <w:t xml:space="preserve">,</w:t>
+      </w:r>
+      <w:r>
+        <w:t xml:space="preserve"> </w:t>
+      </w:r>
+      <w:r>
+        <w:t xml:space="preserve">linked to its definition,</w:t>
+      </w:r>
+      <w:r>
+        <w:t xml:space="preserve"> </w:t>
+      </w:r>
+      <w:r>
+        <w:t xml:space="preserve">not</w:t>
+      </w:r>
+      <w:r>
+        <w:t xml:space="preserve"> </w:t>
+      </w:r>
+      <w:r>
+        <w:t xml:space="preserve">“the statistics notes define the bias of an estimator”</w:t>
+      </w:r>
+      <w:r>
+        <w:t xml:space="preserve">.</w:t>
+      </w:r>
+    </w:p>
+    <w:p>
+      <w:pPr>
+        <w:pStyle w:val="Compact"/>
+        <w:numPr>
+          <w:ilvl w:val="0"/>
+          <w:numId w:val="1015"/>
+        </w:numPr>
+      </w:pPr>
+      <w:r>
+        <w:t xml:space="preserve">Do not write</w:t>
+      </w:r>
+      <w:r>
+        <w:t xml:space="preserve"> </w:t>
+      </w:r>
+      <w:r>
+        <w:t xml:space="preserve">“see the probability notes”</w:t>
+      </w:r>
+      <w:r>
+        <w:t xml:space="preserve"> </w:t>
+      </w:r>
+      <w:r>
+        <w:t xml:space="preserve">or</w:t>
+      </w:r>
+      <w:r>
+        <w:t xml:space="preserve"> </w:t>
+      </w:r>
+      <w:r>
+        <w:t xml:space="preserve">“as in our notes”</w:t>
+      </w:r>
+      <w:r>
+        <w:t xml:space="preserve">.</w:t>
+      </w:r>
+      <w:r>
+        <w:t xml:space="preserve"> </w:t>
+      </w:r>
+      <w:r>
+        <w:t xml:space="preserve">The link already says where the term lives.</w:t>
+      </w:r>
+    </w:p>
+    <w:p>
+      <w:pPr>
+        <w:pStyle w:val="Compact"/>
+        <w:numPr>
+          <w:ilvl w:val="0"/>
+          <w:numId w:val="1015"/>
+        </w:numPr>
+      </w:pPr>
+      <w:r>
+        <w:t xml:space="preserve">Name a remark by the idea it holds,</w:t>
+      </w:r>
+      <w:r>
+        <w:t xml:space="preserve"> </w:t>
+      </w:r>
+      <w:r>
+        <w:t xml:space="preserve">such as</w:t>
+      </w:r>
+      <w:r>
+        <w:t xml:space="preserve"> </w:t>
+      </w:r>
+      <w:r>
+        <w:t xml:space="preserve">“Bias of a prediction”</w:t>
+      </w:r>
+      <w:r>
+        <w:t xml:space="preserve">,</w:t>
+      </w:r>
+      <w:r>
+        <w:t xml:space="preserve"> </w:t>
+      </w:r>
+      <w:r>
+        <w:t xml:space="preserve">not</w:t>
+      </w:r>
+      <w:r>
+        <w:t xml:space="preserve"> </w:t>
+      </w:r>
+      <w:r>
+        <w:t xml:space="preserve">“Bias of a prediction in the statistics notes”</w:t>
+      </w:r>
+      <w:r>
+        <w:t xml:space="preserve">.</w:t>
+      </w:r>
+    </w:p>
+    <w:p>
+      <w:pPr>
+        <w:pStyle w:val="FirstParagraph"/>
+      </w:pPr>
+      <w:r>
+        <w:t xml:space="preserve">Students read concepts, not the structure of the site.</w:t>
+      </w:r>
+      <w:r>
+        <w:t xml:space="preserve"> </w:t>
+      </w:r>
+      <w:r>
+        <w:t xml:space="preserve">A sentence about which notes define a term adds no content,</w:t>
+      </w:r>
+      <w:r>
+        <w:t xml:space="preserve"> </w:t>
+      </w:r>
+      <w:r>
+        <w:t xml:space="preserve">and it goes stale when the definition moves.</w:t>
+      </w:r>
+    </w:p>
+    <w:bookmarkEnd w:id="52"/>
+    <w:bookmarkStart w:id="56" w:name="Xcb579568ef754486ebde8b41ba4528bdf380eec"/>
+    <w:p>
+      <w:pPr>
+        <w:pStyle w:val="Heading2"/>
+      </w:pPr>
+      <w:r>
+        <w:t xml:space="preserve">19 Credit other courses without summarizing them</w:t>
+      </w:r>
+    </w:p>
+    <w:p>
+      <w:pPr>
+        <w:pStyle w:val="Compact"/>
+        <w:numPr>
+          <w:ilvl w:val="0"/>
+          <w:numId w:val="1016"/>
         </w:numPr>
       </w:pPr>
       <w:r>
@@ -4184,7 +4651,7 @@
       <w:r>
         <w:t xml:space="preserve"> </w:t>
       </w:r>
-      <w:hyperlink r:id="rId48">
+      <w:hyperlink r:id="rId53">
         <w:r>
           <w:rPr>
             <w:rStyle w:val="Hyperlink"/>
@@ -4225,7 +4692,7 @@
         <w:pStyle w:val="Compact"/>
         <w:numPr>
           <w:ilvl w:val="0"/>
-          <w:numId w:val="1014"/>
+          <w:numId w:val="1016"/>
         </w:numPr>
       </w:pPr>
       <w:r>
@@ -4240,7 +4707,7 @@
       <w:r>
         <w:t xml:space="preserve"> </w:t>
       </w:r>
-      <w:hyperlink r:id="rId49">
+      <w:hyperlink r:id="rId54">
         <w:r>
           <w:rPr>
             <w:rStyle w:val="Hyperlink"/>
@@ -4260,7 +4727,7 @@
         <w:pStyle w:val="Compact"/>
         <w:numPr>
           <w:ilvl w:val="0"/>
-          <w:numId w:val="1014"/>
+          <w:numId w:val="1016"/>
         </w:numPr>
       </w:pPr>
       <w:r>
@@ -4269,7 +4736,7 @@
       <w:r>
         <w:t xml:space="preserve"> </w:t>
       </w:r>
-      <w:hyperlink r:id="rId50">
+      <w:hyperlink r:id="rId55">
         <w:r>
           <w:rPr>
             <w:rStyle w:val="Hyperlink"/>
@@ -4289,7 +4756,7 @@
         <w:pStyle w:val="Compact"/>
         <w:numPr>
           <w:ilvl w:val="0"/>
-          <w:numId w:val="1014"/>
+          <w:numId w:val="1016"/>
         </w:numPr>
       </w:pPr>
       <w:r>
@@ -4302,14 +4769,14 @@
         <w:t xml:space="preserve">because a bare citation key renders as the author list.</w:t>
       </w:r>
     </w:p>
-    <w:bookmarkEnd w:id="51"/>
-    <w:bookmarkStart w:id="60" w:name="rules-that-apply-to-all-writing"/>
+    <w:bookmarkEnd w:id="56"/>
+    <w:bookmarkStart w:id="65" w:name="rules-that-apply-to-all-writing"/>
     <w:p>
       <w:pPr>
         <w:pStyle w:val="Heading2"/>
       </w:pPr>
       <w:r>
-        <w:t xml:space="preserve">18 Rules that apply to all writing</w:t>
+        <w:t xml:space="preserve">20 Rules that apply to all writing</w:t>
       </w:r>
     </w:p>
     <w:p>
@@ -4325,10 +4792,10 @@
         <w:pStyle w:val="Compact"/>
         <w:numPr>
           <w:ilvl w:val="0"/>
-          <w:numId w:val="1015"/>
-        </w:numPr>
-      </w:pPr>
-      <w:hyperlink r:id="rId52">
+          <w:numId w:val="1017"/>
+        </w:numPr>
+      </w:pPr>
+      <w:hyperlink r:id="rId57">
         <w:r>
           <w:rPr>
             <w:rStyle w:val="Hyperlink"/>
@@ -4345,10 +4812,10 @@
         <w:pStyle w:val="Compact"/>
         <w:numPr>
           <w:ilvl w:val="0"/>
-          <w:numId w:val="1015"/>
-        </w:numPr>
-      </w:pPr>
-      <w:hyperlink r:id="rId53">
+          <w:numId w:val="1017"/>
+        </w:numPr>
+      </w:pPr>
+      <w:hyperlink r:id="rId58">
         <w:r>
           <w:rPr>
             <w:rStyle w:val="Hyperlink"/>
@@ -4368,10 +4835,10 @@
         <w:pStyle w:val="Compact"/>
         <w:numPr>
           <w:ilvl w:val="0"/>
-          <w:numId w:val="1015"/>
-        </w:numPr>
-      </w:pPr>
-      <w:hyperlink r:id="rId54">
+          <w:numId w:val="1017"/>
+        </w:numPr>
+      </w:pPr>
+      <w:hyperlink r:id="rId59">
         <w:r>
           <w:rPr>
             <w:rStyle w:val="Hyperlink"/>
@@ -4388,10 +4855,10 @@
         <w:pStyle w:val="Compact"/>
         <w:numPr>
           <w:ilvl w:val="0"/>
-          <w:numId w:val="1015"/>
-        </w:numPr>
-      </w:pPr>
-      <w:hyperlink r:id="rId55">
+          <w:numId w:val="1017"/>
+        </w:numPr>
+      </w:pPr>
+      <w:hyperlink r:id="rId60">
         <w:r>
           <w:rPr>
             <w:rStyle w:val="Hyperlink"/>
@@ -4411,10 +4878,10 @@
         <w:pStyle w:val="Compact"/>
         <w:numPr>
           <w:ilvl w:val="0"/>
-          <w:numId w:val="1015"/>
-        </w:numPr>
-      </w:pPr>
-      <w:hyperlink r:id="rId56">
+          <w:numId w:val="1017"/>
+        </w:numPr>
+      </w:pPr>
+      <w:hyperlink r:id="rId61">
         <w:r>
           <w:rPr>
             <w:rStyle w:val="Hyperlink"/>
@@ -4426,8 +4893,8 @@
         <w:t xml:space="preserve">.</w:t>
       </w:r>
     </w:p>
-    <w:bookmarkStart w:id="59" w:name="refs"/>
-    <w:bookmarkStart w:id="58" w:name="ref-freeman2014active"/>
+    <w:bookmarkStart w:id="64" w:name="refs"/>
+    <w:bookmarkStart w:id="63" w:name="ref-freeman2014active"/>
     <w:p>
       <w:pPr>
         <w:pStyle w:val="Bibliography"/>
@@ -4460,7 +4927,7 @@
       <w:r>
         <w:t xml:space="preserve"> </w:t>
       </w:r>
-      <w:hyperlink r:id="rId57">
+      <w:hyperlink r:id="rId62">
         <w:r>
           <w:rPr>
             <w:rStyle w:val="Hyperlink"/>
@@ -4472,9 +4939,9 @@
         <w:t xml:space="preserve">.</w:t>
       </w:r>
     </w:p>
-    <w:bookmarkEnd w:id="58"/>
-    <w:bookmarkEnd w:id="59"/>
-    <w:bookmarkEnd w:id="60"/>
+    <w:bookmarkEnd w:id="63"/>
+    <w:bookmarkEnd w:id="64"/>
+    <w:bookmarkEnd w:id="65"/>
     <w:sectPr>
       <w:footnotePr>
         <w:numRestart w:val="eachSect"/>
@@ -4734,6 +5201,12 @@
     <w:abstractNumId w:val="991"/>
   </w:num>
   <w:num w:numId="1015">
+    <w:abstractNumId w:val="991"/>
+  </w:num>
+  <w:num w:numId="1016">
+    <w:abstractNumId w:val="991"/>
+  </w:num>
+  <w:num w:numId="1017">
     <w:abstractNumId w:val="991"/>
   </w:num>
 </w:numbering>

--- a/pr-preview/pr-203/chapters/teaching-tracked-changes.docx
+++ b/pr-preview/pr-203/chapters/teaching-tracked-changes.docx
@@ -16,7 +16,7 @@
       </w:pPr>
       <w:del w:id="1" w:author="PR Preview" w:date="2026-01-01T00:00:00Z">
         <w:r>
-          <w:delText xml:space="preserve">Last modified: 2026-10-16 03:13:33 (PDT)</w:delText>
+          <w:delText xml:space="preserve">Last modified: 2026-10-16 04:14:45 (PDT)</w:delText>
         </w:r>
       </w:del>
     </w:p>
@@ -26,7 +26,7 @@
       </w:pPr>
       <w:ins w:id="2" w:author="PR Preview" w:date="2026-01-01T00:00:00Z">
         <w:r>
-          <w:t xml:space="preserve">Last modified: 2026-10-16 03:16:49 (PDT)</w:t>
+          <w:t xml:space="preserve">Last modified: 2026-10-16 04:17:08 (PDT)</w:t>
         </w:r>
       </w:ins>
     </w:p>

--- a/pr-preview/pr-203/chapters/teaching-tracked-changes.docx
+++ b/pr-preview/pr-203/chapters/teaching-tracked-changes.docx
@@ -16,7 +16,7 @@
       </w:pPr>
       <w:del w:id="1" w:author="PR Preview" w:date="2026-01-01T00:00:00Z">
         <w:r>
-          <w:delText xml:space="preserve">Last modified: 2026-10-16 04:14:45 (PDT)</w:delText>
+          <w:delText xml:space="preserve">Last modified: 2026-10-16 04:25:52 (PDT)</w:delText>
         </w:r>
       </w:del>
     </w:p>
@@ -26,7 +26,7 @@
       </w:pPr>
       <w:ins w:id="2" w:author="PR Preview" w:date="2026-01-01T00:00:00Z">
         <w:r>
-          <w:t xml:space="preserve">Last modified: 2026-10-16 04:17:08 (PDT)</w:t>
+          <w:t xml:space="preserve">Last modified: 2026-10-16 04:32:19 (PDT)</w:t>
         </w:r>
       </w:ins>
     </w:p>

--- a/pr-preview/pr-203/chapters/teaching-tracked-changes.docx
+++ b/pr-preview/pr-203/chapters/teaching-tracked-changes.docx
@@ -16,7 +16,7 @@
       </w:pPr>
       <w:del w:id="1" w:author="PR Preview" w:date="2026-01-01T00:00:00Z">
         <w:r>
-          <w:delText xml:space="preserve">Last modified: 2026-10-16 04:25:52 (PDT)</w:delText>
+          <w:delText xml:space="preserve">Last modified: 2026-10-16 04:37:11 (PDT)</w:delText>
         </w:r>
       </w:del>
     </w:p>
@@ -26,7 +26,7 @@
       </w:pPr>
       <w:ins w:id="2" w:author="PR Preview" w:date="2026-01-01T00:00:00Z">
         <w:r>
-          <w:t xml:space="preserve">Last modified: 2026-10-16 04:32:19 (PDT)</w:t>
+          <w:t xml:space="preserve">Last modified: 2026-10-16 04:37:27 (PDT)</w:t>
         </w:r>
       </w:ins>
     </w:p>

--- a/pr-preview/pr-203/chapters/teaching-tracked-changes.docx
+++ b/pr-preview/pr-203/chapters/teaching-tracked-changes.docx
@@ -16,7 +16,7 @@
       </w:pPr>
       <w:del w:id="1" w:author="PR Preview" w:date="2026-01-01T00:00:00Z">
         <w:r>
-          <w:delText xml:space="preserve">Last modified: 2026-10-16 04:37:11 (PDT)</w:delText>
+          <w:delText xml:space="preserve">Last modified: 2026-10-16 04:52:23 (PDT)</w:delText>
         </w:r>
       </w:del>
     </w:p>
@@ -26,7 +26,7 @@
       </w:pPr>
       <w:ins w:id="2" w:author="PR Preview" w:date="2026-01-01T00:00:00Z">
         <w:r>
-          <w:t xml:space="preserve">Last modified: 2026-10-16 04:37:27 (PDT)</w:t>
+          <w:t xml:space="preserve">Last modified: 2026-10-16 04:52:38 (PDT)</w:t>
         </w:r>
       </w:ins>
     </w:p>

--- a/pr-preview/pr-203/chapters/teaching-tracked-changes.docx
+++ b/pr-preview/pr-203/chapters/teaching-tracked-changes.docx
@@ -16,7 +16,7 @@
       </w:pPr>
       <w:del w:id="1" w:author="PR Preview" w:date="2026-01-01T00:00:00Z">
         <w:r>
-          <w:delText xml:space="preserve">Last modified: 2026-10-16 04:52:23 (PDT)</w:delText>
+          <w:delText xml:space="preserve">Last modified: 2026-10-16 04:57:30 (PDT)</w:delText>
         </w:r>
       </w:del>
     </w:p>
@@ -26,7 +26,7 @@
       </w:pPr>
       <w:ins w:id="2" w:author="PR Preview" w:date="2026-01-01T00:00:00Z">
         <w:r>
-          <w:t xml:space="preserve">Last modified: 2026-10-16 04:52:38 (PDT)</w:t>
+          <w:t xml:space="preserve">Last modified: 2026-10-16 05:04:50 (PDT)</w:t>
         </w:r>
       </w:ins>
     </w:p>
